--- a/Prak4_DHCP.docx
+++ b/Prak4_DHCP.docx
@@ -1,6 +1,6 @@
 
 <file path=word/document.xml><?xml version="1.0" encoding="utf-8"?>
-<w:document xmlns:wpc="http://schemas.microsoft.com/office/word/2010/wordprocessingCanvas" xmlns:cx="http://schemas.microsoft.com/office/drawing/2014/chartex" xmlns:mc="http://schemas.openxmlformats.org/markup-compatibility/2006" xmlns:o="urn:schemas-microsoft-com:office:office" xmlns:r="http://schemas.openxmlformats.org/officeDocument/2006/relationships" xmlns:m="http://schemas.openxmlformats.org/officeDocument/2006/math" xmlns:v="urn:schemas-microsoft-com:vml" xmlns:wp14="http://schemas.microsoft.com/office/word/2010/wordprocessingDrawing" xmlns:wp="http://schemas.openxmlformats.org/drawingml/2006/wordprocessingDrawing" xmlns:w10="urn:schemas-microsoft-com:office:word" xmlns:w="http://schemas.openxmlformats.org/wordprocessingml/2006/main" xmlns:w14="http://schemas.microsoft.com/office/word/2010/wordml" xmlns:w15="http://schemas.microsoft.com/office/word/2012/wordml" xmlns:w16se="http://schemas.microsoft.com/office/word/2015/wordml/symex" xmlns:wpg="http://schemas.microsoft.com/office/word/2010/wordprocessingGroup" xmlns:wpi="http://schemas.microsoft.com/office/word/2010/wordprocessingInk" xmlns:wne="http://schemas.microsoft.com/office/word/2006/wordml" xmlns:wps="http://schemas.microsoft.com/office/word/2010/wordprocessingShape" mc:Ignorable="w14 w15 w16se wp14">
+<w:document xmlns:wpc="http://schemas.microsoft.com/office/word/2010/wordprocessingCanvas" xmlns:cx="http://schemas.microsoft.com/office/drawing/2014/chartex" xmlns:cx1="http://schemas.microsoft.com/office/drawing/2015/9/8/chartex" xmlns:mc="http://schemas.openxmlformats.org/markup-compatibility/2006" xmlns:o="urn:schemas-microsoft-com:office:office" xmlns:r="http://schemas.openxmlformats.org/officeDocument/2006/relationships" xmlns:m="http://schemas.openxmlformats.org/officeDocument/2006/math" xmlns:v="urn:schemas-microsoft-com:vml" xmlns:wp14="http://schemas.microsoft.com/office/word/2010/wordprocessingDrawing" xmlns:wp="http://schemas.openxmlformats.org/drawingml/2006/wordprocessingDrawing" xmlns:w10="urn:schemas-microsoft-com:office:word" xmlns:w="http://schemas.openxmlformats.org/wordprocessingml/2006/main" xmlns:w14="http://schemas.microsoft.com/office/word/2010/wordml" xmlns:w15="http://schemas.microsoft.com/office/word/2012/wordml" xmlns:w16se="http://schemas.microsoft.com/office/word/2015/wordml/symex" xmlns:wpg="http://schemas.microsoft.com/office/word/2010/wordprocessingGroup" xmlns:wpi="http://schemas.microsoft.com/office/word/2010/wordprocessingInk" xmlns:wne="http://schemas.microsoft.com/office/word/2006/wordml" xmlns:wps="http://schemas.microsoft.com/office/word/2010/wordprocessingShape" mc:Ignorable="w14 w15 w16se wp14">
   <w:body>
     <w:p>
       <w:pPr>
@@ -183,6 +183,7 @@
           <w:sz w:val="24"/>
         </w:rPr>
       </w:pPr>
+      <w:proofErr w:type="spellStart"/>
       <w:r>
         <w:rPr>
           <w:spacing w:val="-2"/>
@@ -190,6 +191,7 @@
         </w:rPr>
         <w:t>Memahami</w:t>
       </w:r>
+      <w:proofErr w:type="spellEnd"/>
       <w:r>
         <w:rPr>
           <w:spacing w:val="-5"/>
@@ -221,6 +223,7 @@
           <w:sz w:val="24"/>
         </w:rPr>
       </w:pPr>
+      <w:proofErr w:type="spellStart"/>
       <w:r>
         <w:rPr>
           <w:spacing w:val="-4"/>
@@ -228,13 +231,15 @@
         </w:rPr>
         <w:t>Memahami</w:t>
       </w:r>
-      <w:r>
-        <w:rPr>
-          <w:spacing w:val="-1"/>
-          <w:sz w:val="24"/>
-        </w:rPr>
-        <w:t xml:space="preserve"> </w:t>
-      </w:r>
+      <w:proofErr w:type="spellEnd"/>
+      <w:r>
+        <w:rPr>
+          <w:spacing w:val="-1"/>
+          <w:sz w:val="24"/>
+        </w:rPr>
+        <w:t xml:space="preserve"> </w:t>
+      </w:r>
+      <w:proofErr w:type="spellStart"/>
       <w:r>
         <w:rPr>
           <w:spacing w:val="-4"/>
@@ -242,6 +247,7 @@
         </w:rPr>
         <w:t>tentang</w:t>
       </w:r>
+      <w:proofErr w:type="spellEnd"/>
       <w:r>
         <w:rPr>
           <w:spacing w:val="1"/>
@@ -256,8 +262,6 @@
         </w:rPr>
         <w:t>DHCP</w:t>
       </w:r>
-      <w:bookmarkStart w:id="0" w:name="_GoBack"/>
-      <w:bookmarkEnd w:id="0"/>
     </w:p>
     <w:p>
       <w:pPr>
@@ -416,194 +420,57 @@
       <w:pPr>
         <w:pStyle w:val="BodyText"/>
         <w:rPr>
-          <w:rFonts w:ascii="Arial"/>
-          <w:b/>
-          <w:sz w:val="20"/>
+          <w:noProof/>
         </w:rPr>
       </w:pPr>
     </w:p>
     <w:p>
       <w:pPr>
         <w:pStyle w:val="BodyText"/>
-        <w:spacing w:before="19"/>
-        <w:rPr>
-          <w:rFonts w:ascii="Arial"/>
-          <w:b/>
-          <w:sz w:val="20"/>
-        </w:rPr>
-      </w:pPr>
-      <w:r>
-        <w:rPr>
-          <w:rFonts w:ascii="Arial"/>
-          <w:b/>
+        <w:jc w:val="center"/>
+        <w:rPr>
           <w:noProof/>
-          <w:sz w:val="20"/>
-        </w:rPr>
-        <mc:AlternateContent>
-          <mc:Choice Requires="wpg">
-            <w:drawing>
-              <wp:anchor distT="0" distB="0" distL="0" distR="0" simplePos="0" relativeHeight="487587840" behindDoc="1" locked="0" layoutInCell="1" allowOverlap="1">
-                <wp:simplePos x="0" y="0"/>
-                <wp:positionH relativeFrom="page">
-                  <wp:posOffset>1059180</wp:posOffset>
-                </wp:positionH>
-                <wp:positionV relativeFrom="paragraph">
-                  <wp:posOffset>173573</wp:posOffset>
-                </wp:positionV>
-                <wp:extent cx="5641975" cy="2961640"/>
-                <wp:effectExtent l="0" t="0" r="0" b="0"/>
-                <wp:wrapTopAndBottom/>
-                <wp:docPr id="5" name="Group 5"/>
-                <wp:cNvGraphicFramePr>
-                  <a:graphicFrameLocks xmlns:a="http://schemas.openxmlformats.org/drawingml/2006/main"/>
-                </wp:cNvGraphicFramePr>
-                <a:graphic xmlns:a="http://schemas.openxmlformats.org/drawingml/2006/main">
-                  <a:graphicData uri="http://schemas.microsoft.com/office/word/2010/wordprocessingGroup">
-                    <wpg:wgp>
-                      <wpg:cNvGrpSpPr>
-                        <a:grpSpLocks/>
-                      </wpg:cNvGrpSpPr>
-                      <wpg:grpSpPr>
-                        <a:xfrm>
-                          <a:off x="0" y="0"/>
-                          <a:ext cx="5641975" cy="2961640"/>
-                          <a:chOff x="0" y="0"/>
-                          <a:chExt cx="5641975" cy="2961640"/>
-                        </a:xfrm>
-                      </wpg:grpSpPr>
-                      <pic:pic xmlns:pic="http://schemas.openxmlformats.org/drawingml/2006/picture">
-                        <pic:nvPicPr>
-                          <pic:cNvPr id="6" name="Image 6"/>
-                          <pic:cNvPicPr/>
-                        </pic:nvPicPr>
-                        <pic:blipFill>
-                          <a:blip r:embed="rId7" cstate="print"/>
-                          <a:stretch>
-                            <a:fillRect/>
-                          </a:stretch>
-                        </pic:blipFill>
-                        <pic:spPr>
-                          <a:xfrm>
-                            <a:off x="0" y="0"/>
-                            <a:ext cx="5641848" cy="2961143"/>
-                          </a:xfrm>
-                          <a:prstGeom prst="rect">
-                            <a:avLst/>
-                          </a:prstGeom>
-                        </pic:spPr>
-                      </pic:pic>
-                      <pic:pic xmlns:pic="http://schemas.openxmlformats.org/drawingml/2006/picture">
-                        <pic:nvPicPr>
-                          <pic:cNvPr id="7" name="Image 7"/>
-                          <pic:cNvPicPr/>
-                        </pic:nvPicPr>
-                        <pic:blipFill>
-                          <a:blip r:embed="rId8" cstate="print"/>
-                          <a:stretch>
-                            <a:fillRect/>
-                          </a:stretch>
-                        </pic:blipFill>
-                        <pic:spPr>
-                          <a:xfrm>
-                            <a:off x="55244" y="51315"/>
-                            <a:ext cx="5476875" cy="2800350"/>
-                          </a:xfrm>
-                          <a:prstGeom prst="rect">
-                            <a:avLst/>
-                          </a:prstGeom>
-                        </pic:spPr>
-                      </pic:pic>
-                      <wps:wsp>
-                        <wps:cNvPr id="8" name="Graphic 8"/>
-                        <wps:cNvSpPr/>
-                        <wps:spPr>
-                          <a:xfrm>
-                            <a:off x="36194" y="32265"/>
-                            <a:ext cx="5514975" cy="2838450"/>
-                          </a:xfrm>
-                          <a:custGeom>
-                            <a:avLst/>
-                            <a:gdLst/>
-                            <a:ahLst/>
-                            <a:cxnLst/>
-                            <a:rect l="l" t="t" r="r" b="b"/>
-                            <a:pathLst>
-                              <a:path w="5514975" h="2838450">
-                                <a:moveTo>
-                                  <a:pt x="0" y="2838450"/>
-                                </a:moveTo>
-                                <a:lnTo>
-                                  <a:pt x="5514975" y="2838450"/>
-                                </a:lnTo>
-                                <a:lnTo>
-                                  <a:pt x="5514975" y="0"/>
-                                </a:lnTo>
-                                <a:lnTo>
-                                  <a:pt x="0" y="0"/>
-                                </a:lnTo>
-                                <a:lnTo>
-                                  <a:pt x="0" y="2838450"/>
-                                </a:lnTo>
-                                <a:close/>
-                              </a:path>
-                            </a:pathLst>
-                          </a:custGeom>
-                          <a:ln w="38100">
-                            <a:solidFill>
-                              <a:srgbClr val="000000"/>
-                            </a:solidFill>
-                            <a:prstDash val="solid"/>
-                          </a:ln>
-                        </wps:spPr>
-                        <wps:bodyPr wrap="square" lIns="0" tIns="0" rIns="0" bIns="0" rtlCol="0">
-                          <a:prstTxWarp prst="textNoShape">
-                            <a:avLst/>
-                          </a:prstTxWarp>
-                          <a:noAutofit/>
-                        </wps:bodyPr>
-                      </wps:wsp>
-                    </wpg:wgp>
-                  </a:graphicData>
-                </a:graphic>
-              </wp:anchor>
-            </w:drawing>
-          </mc:Choice>
-          <mc:Fallback>
-            <w:pict>
-              <v:group w14:anchorId="1122798C" id="Group 5" o:spid="_x0000_s1026" style="position:absolute;margin-left:83.4pt;margin-top:13.65pt;width:444.25pt;height:233.2pt;z-index:-15728640;mso-wrap-distance-left:0;mso-wrap-distance-right:0;mso-position-horizontal-relative:page" coordsize="56419,29616" o:gfxdata="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">
-                <v:shapetype id="_x0000_t75" coordsize="21600,21600" o:spt="75" o:preferrelative="t" path="m@4@5l@4@11@9@11@9@5xe" filled="f" stroked="f">
-                  <v:stroke joinstyle="miter"/>
-                  <v:formulas>
-                    <v:f eqn="if lineDrawn pixelLineWidth 0"/>
-                    <v:f eqn="sum @0 1 0"/>
-                    <v:f eqn="sum 0 0 @1"/>
-                    <v:f eqn="prod @2 1 2"/>
-                    <v:f eqn="prod @3 21600 pixelWidth"/>
-                    <v:f eqn="prod @3 21600 pixelHeight"/>
-                    <v:f eqn="sum @0 0 1"/>
-                    <v:f eqn="prod @6 1 2"/>
-                    <v:f eqn="prod @7 21600 pixelWidth"/>
-                    <v:f eqn="sum @8 21600 0"/>
-                    <v:f eqn="prod @7 21600 pixelHeight"/>
-                    <v:f eqn="sum @10 21600 0"/>
-                  </v:formulas>
-                  <v:path o:extrusionok="f" gradientshapeok="t" o:connecttype="rect"/>
-                  <o:lock v:ext="edit" aspectratio="t"/>
-                </v:shapetype>
-                <v:shape id="Image 6" o:spid="_x0000_s1027" type="#_x0000_t75" style="position:absolute;width:56418;height:29611;visibility:visible;mso-wrap-style:square" o:gfxdata="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">
-                  <v:imagedata r:id="rId9" o:title=""/>
-                </v:shape>
-                <v:shape id="Image 7" o:spid="_x0000_s1028" type="#_x0000_t75" style="position:absolute;left:552;top:513;width:54769;height:28003;visibility:visible;mso-wrap-style:square" o:gfxdata="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">
-                  <v:imagedata r:id="rId10" o:title=""/>
-                </v:shape>
-                <v:shape id="Graphic 8" o:spid="_x0000_s1029" style="position:absolute;left:361;top:322;width:55150;height:28385;visibility:visible;mso-wrap-style:square;v-text-anchor:top" coordsize="5514975,2838450" o:gfxdata="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" path="m,2838450r5514975,l5514975,,,,,2838450xe" filled="f" strokeweight="3pt">
-                  <v:path arrowok="t"/>
-                </v:shape>
-                <w10:wrap type="topAndBottom" anchorx="page"/>
-              </v:group>
-            </w:pict>
-          </mc:Fallback>
-        </mc:AlternateContent>
+        </w:rPr>
+      </w:pPr>
+      <w:r>
+        <w:rPr>
+          <w:noProof/>
+        </w:rPr>
+        <w:drawing>
+          <wp:inline distT="0" distB="0" distL="0" distR="0" wp14:anchorId="57BD3F8F" wp14:editId="2A30EE52">
+            <wp:extent cx="4267200" cy="2286000"/>
+            <wp:effectExtent l="0" t="0" r="0" b="0"/>
+            <wp:docPr id="2" name="Picture 2"/>
+            <wp:cNvGraphicFramePr>
+              <a:graphicFrameLocks xmlns:a="http://schemas.openxmlformats.org/drawingml/2006/main" noChangeAspect="1"/>
+            </wp:cNvGraphicFramePr>
+            <a:graphic xmlns:a="http://schemas.openxmlformats.org/drawingml/2006/main">
+              <a:graphicData uri="http://schemas.openxmlformats.org/drawingml/2006/picture">
+                <pic:pic xmlns:pic="http://schemas.openxmlformats.org/drawingml/2006/picture">
+                  <pic:nvPicPr>
+                    <pic:cNvPr id="1" name=""/>
+                    <pic:cNvPicPr/>
+                  </pic:nvPicPr>
+                  <pic:blipFill>
+                    <a:blip r:embed="rId7"/>
+                    <a:stretch>
+                      <a:fillRect/>
+                    </a:stretch>
+                  </pic:blipFill>
+                  <pic:spPr>
+                    <a:xfrm>
+                      <a:off x="0" y="0"/>
+                      <a:ext cx="4267200" cy="2286000"/>
+                    </a:xfrm>
+                    <a:prstGeom prst="rect">
+                      <a:avLst/>
+                    </a:prstGeom>
+                  </pic:spPr>
+                </pic:pic>
+              </a:graphicData>
+            </a:graphic>
+          </wp:inline>
+        </w:drawing>
       </w:r>
     </w:p>
     <w:p>
@@ -613,6 +480,8 @@
         <w:ind w:right="1"/>
         <w:jc w:val="center"/>
       </w:pPr>
+      <w:bookmarkStart w:id="0" w:name="_GoBack"/>
+      <w:bookmarkEnd w:id="0"/>
       <w:r>
         <w:t>Figure</w:t>
       </w:r>
@@ -819,6 +688,7 @@
         </w:rPr>
         <w:t xml:space="preserve"> </w:t>
       </w:r>
+      <w:proofErr w:type="spellStart"/>
       <w:r>
         <w:rPr>
           <w:b/>
@@ -826,6 +696,7 @@
         </w:rPr>
         <w:t>Realtime</w:t>
       </w:r>
+      <w:proofErr w:type="spellEnd"/>
       <w:r>
         <w:rPr>
           <w:b/>
@@ -1097,11 +968,19 @@
         <w:spacing w:line="274" w:lineRule="exact"/>
         <w:ind w:left="720"/>
       </w:pPr>
-      <w:r>
-        <w:rPr>
-          <w:spacing w:val="-2"/>
-        </w:rPr>
-        <w:t>FastEthernet:</w:t>
+      <w:proofErr w:type="spellStart"/>
+      <w:r>
+        <w:rPr>
+          <w:spacing w:val="-2"/>
+        </w:rPr>
+        <w:t>FastEthernet</w:t>
+      </w:r>
+      <w:proofErr w:type="spellEnd"/>
+      <w:r>
+        <w:rPr>
+          <w:spacing w:val="-2"/>
+        </w:rPr>
+        <w:t>:</w:t>
       </w:r>
     </w:p>
     <w:p>
@@ -1416,7 +1295,6 @@
         <w:rPr>
           <w:sz w:val="24"/>
         </w:rPr>
-        <w:lastRenderedPageBreak/>
         <w:t>Set</w:t>
       </w:r>
       <w:r>
@@ -1690,6 +1568,7 @@
         <w:rPr>
           <w:sz w:val="24"/>
         </w:rPr>
+        <w:lastRenderedPageBreak/>
         <w:t>Set</w:t>
       </w:r>
       <w:r>
@@ -1756,8 +1635,8 @@
           <w:sz w:val="24"/>
         </w:rPr>
         <w:sectPr>
-          <w:headerReference w:type="default" r:id="rId11"/>
-          <w:footerReference w:type="default" r:id="rId12"/>
+          <w:headerReference w:type="default" r:id="rId8"/>
+          <w:footerReference w:type="default" r:id="rId9"/>
           <w:type w:val="continuous"/>
           <w:pgSz w:w="12240" w:h="15840"/>
           <w:pgMar w:top="1340" w:right="1440" w:bottom="1260" w:left="1440" w:header="759" w:footer="1068" w:gutter="0"/>
@@ -2045,11 +1924,19 @@
         <w:spacing w:line="274" w:lineRule="exact"/>
         <w:ind w:left="720"/>
       </w:pPr>
-      <w:r>
-        <w:rPr>
-          <w:spacing w:val="-2"/>
-        </w:rPr>
-        <w:t>FastEthernet:</w:t>
+      <w:proofErr w:type="spellStart"/>
+      <w:r>
+        <w:rPr>
+          <w:spacing w:val="-2"/>
+        </w:rPr>
+        <w:t>FastEthernet</w:t>
+      </w:r>
+      <w:proofErr w:type="spellEnd"/>
+      <w:r>
+        <w:rPr>
+          <w:spacing w:val="-2"/>
+        </w:rPr>
+        <w:t>:</w:t>
       </w:r>
     </w:p>
     <w:p>
@@ -2475,7 +2362,7 @@
         </w:rPr>
         <w:t xml:space="preserve"> </w:t>
       </w:r>
-      <w:hyperlink r:id="rId13">
+      <w:hyperlink r:id="rId10">
         <w:r>
           <w:rPr>
             <w:sz w:val="24"/>
@@ -2586,14 +2473,15 @@
         </w:rPr>
         <w:t xml:space="preserve"> </w:t>
       </w:r>
-      <w:hyperlink r:id="rId14">
+      <w:hyperlink r:id="rId11" w:history="1">
         <w:r>
           <w:rPr>
+            <w:rStyle w:val="Hyperlink"/>
             <w:b/>
             <w:spacing w:val="-2"/>
             <w:sz w:val="24"/>
           </w:rPr>
-          <w:t>www.tsrb.edu</w:t>
+          <w:t>www.computerengineer.edu</w:t>
         </w:r>
       </w:hyperlink>
     </w:p>
@@ -2748,7 +2636,7 @@
         </w:rPr>
         <w:t xml:space="preserve"> </w:t>
       </w:r>
-      <w:hyperlink r:id="rId15">
+      <w:hyperlink r:id="rId12">
         <w:r>
           <w:rPr>
             <w:sz w:val="24"/>
@@ -2859,14 +2747,15 @@
         </w:rPr>
         <w:t xml:space="preserve"> </w:t>
       </w:r>
-      <w:hyperlink r:id="rId16">
+      <w:hyperlink r:id="rId13" w:history="1">
         <w:r>
           <w:rPr>
+            <w:rStyle w:val="Hyperlink"/>
             <w:b/>
             <w:spacing w:val="-2"/>
             <w:sz w:val="24"/>
           </w:rPr>
-          <w:t>www.internal.com</w:t>
+          <w:t>www.vias.com</w:t>
         </w:r>
       </w:hyperlink>
     </w:p>
@@ -3023,7 +2912,7 @@
         </w:rPr>
         <w:t xml:space="preserve"> </w:t>
       </w:r>
-      <w:hyperlink r:id="rId17">
+      <w:hyperlink r:id="rId14">
         <w:r>
           <w:rPr>
             <w:sz w:val="24"/>
@@ -3160,14 +3049,15 @@
         </w:rPr>
         <w:t xml:space="preserve">Web Server: </w:t>
       </w:r>
-      <w:hyperlink r:id="rId18">
+      <w:hyperlink r:id="rId15" w:history="1">
         <w:r>
           <w:rPr>
+            <w:rStyle w:val="Hyperlink"/>
             <w:b/>
             <w:spacing w:val="-2"/>
             <w:sz w:val="24"/>
           </w:rPr>
-          <w:t>www.tsrb.edu</w:t>
+          <w:t>www.computerengineer.edu</w:t>
         </w:r>
       </w:hyperlink>
       <w:r>
@@ -3260,11 +3150,19 @@
         <w:spacing w:line="274" w:lineRule="exact"/>
         <w:ind w:left="720"/>
       </w:pPr>
-      <w:r>
-        <w:rPr>
-          <w:spacing w:val="-2"/>
-        </w:rPr>
-        <w:t>FastEthernet:</w:t>
+      <w:proofErr w:type="spellStart"/>
+      <w:r>
+        <w:rPr>
+          <w:spacing w:val="-2"/>
+        </w:rPr>
+        <w:t>FastEthernet</w:t>
+      </w:r>
+      <w:proofErr w:type="spellEnd"/>
+      <w:r>
+        <w:rPr>
+          <w:spacing w:val="-2"/>
+        </w:rPr>
+        <w:t>:</w:t>
       </w:r>
     </w:p>
     <w:p>
@@ -3680,7 +3578,21 @@
         <w:rPr>
           <w:sz w:val="24"/>
         </w:rPr>
-        <w:t>“&lt;hr&gt;Welcome</w:t>
+        <w:t>“&lt;</w:t>
+      </w:r>
+      <w:proofErr w:type="spellStart"/>
+      <w:r>
+        <w:rPr>
+          <w:sz w:val="24"/>
+        </w:rPr>
+        <w:t>hr</w:t>
+      </w:r>
+      <w:proofErr w:type="spellEnd"/>
+      <w:r>
+        <w:rPr>
+          <w:sz w:val="24"/>
+        </w:rPr>
+        <w:t>&gt;Welcome</w:t>
       </w:r>
       <w:r>
         <w:rPr>
@@ -3732,7 +3644,13 @@
         <w:rPr>
           <w:sz w:val="24"/>
         </w:rPr>
-        <w:t>5.0,</w:t>
+        <w:t>7</w:t>
+      </w:r>
+      <w:r>
+        <w:rPr>
+          <w:sz w:val="24"/>
+        </w:rPr>
+        <w:t>.0,</w:t>
       </w:r>
       <w:r>
         <w:rPr>
@@ -3784,7 +3702,47 @@
         <w:rPr>
           <w:sz w:val="24"/>
         </w:rPr>
-        <w:t>since..... Packet Tracer 4.0.” to “&lt;hr&gt; Welcome to Tsrb's public web page!” You may add other information as well.</w:t>
+        <w:t>since</w:t>
+      </w:r>
+      <w:proofErr w:type="gramStart"/>
+      <w:r>
+        <w:rPr>
+          <w:sz w:val="24"/>
+        </w:rPr>
+        <w:t>.....</w:t>
+      </w:r>
+      <w:proofErr w:type="gramEnd"/>
+      <w:r>
+        <w:rPr>
+          <w:sz w:val="24"/>
+        </w:rPr>
+        <w:t xml:space="preserve"> Packet Tracer 4.0.” to “&lt;</w:t>
+      </w:r>
+      <w:proofErr w:type="spellStart"/>
+      <w:r>
+        <w:rPr>
+          <w:sz w:val="24"/>
+        </w:rPr>
+        <w:t>hr</w:t>
+      </w:r>
+      <w:proofErr w:type="spellEnd"/>
+      <w:r>
+        <w:rPr>
+          <w:sz w:val="24"/>
+        </w:rPr>
+        <w:t xml:space="preserve">&gt; Welcome to </w:t>
+      </w:r>
+      <w:r>
+        <w:rPr>
+          <w:sz w:val="24"/>
+        </w:rPr>
+        <w:t>VIAS</w:t>
+      </w:r>
+      <w:r>
+        <w:rPr>
+          <w:sz w:val="24"/>
+        </w:rPr>
+        <w:t>'s public web page!” You may add other information as well.</w:t>
       </w:r>
     </w:p>
     <w:p>
@@ -3830,7 +3788,7 @@
         </w:rPr>
         <w:t xml:space="preserve"> </w:t>
       </w:r>
-      <w:hyperlink r:id="rId19">
+      <w:hyperlink r:id="rId16">
         <w:r>
           <w:rPr>
             <w:sz w:val="24"/>
@@ -3979,14 +3937,22 @@
         </w:rPr>
         <w:t xml:space="preserve">Web Server: </w:t>
       </w:r>
-      <w:hyperlink r:id="rId20">
+      <w:hyperlink r:id="rId17">
         <w:r>
           <w:rPr>
             <w:b/>
             <w:spacing w:val="-2"/>
             <w:sz w:val="24"/>
           </w:rPr>
-          <w:t>www.internal.com</w:t>
+          <w:t>www.vias</w:t>
+        </w:r>
+        <w:r>
+          <w:rPr>
+            <w:b/>
+            <w:spacing w:val="-2"/>
+            <w:sz w:val="24"/>
+          </w:rPr>
+          <w:t>.com</w:t>
         </w:r>
       </w:hyperlink>
       <w:r>
@@ -4079,11 +4045,19 @@
         <w:spacing w:line="274" w:lineRule="exact"/>
         <w:ind w:left="720"/>
       </w:pPr>
-      <w:r>
-        <w:rPr>
-          <w:spacing w:val="-2"/>
-        </w:rPr>
-        <w:t>FastEthernet:</w:t>
+      <w:proofErr w:type="spellStart"/>
+      <w:r>
+        <w:rPr>
+          <w:spacing w:val="-2"/>
+        </w:rPr>
+        <w:t>FastEthernet</w:t>
+      </w:r>
+      <w:proofErr w:type="spellEnd"/>
+      <w:r>
+        <w:rPr>
+          <w:spacing w:val="-2"/>
+        </w:rPr>
+        <w:t>:</w:t>
       </w:r>
     </w:p>
     <w:p>
@@ -4461,7 +4435,21 @@
         <w:rPr>
           <w:sz w:val="24"/>
         </w:rPr>
-        <w:t>Change the sentence, “&lt;hr&gt;Welcome to Cisco Packet Tracer. Opening doors to new opportunities.</w:t>
+        <w:t>Change the sentence, “&lt;</w:t>
+      </w:r>
+      <w:proofErr w:type="spellStart"/>
+      <w:r>
+        <w:rPr>
+          <w:sz w:val="24"/>
+        </w:rPr>
+        <w:t>hr</w:t>
+      </w:r>
+      <w:proofErr w:type="spellEnd"/>
+      <w:r>
+        <w:rPr>
+          <w:sz w:val="24"/>
+        </w:rPr>
+        <w:t>&gt;Welcome to Cisco Packet Tracer. Opening doors to new opportunities.</w:t>
       </w:r>
       <w:r>
         <w:rPr>
@@ -4526,7 +4514,21 @@
         <w:rPr>
           <w:sz w:val="24"/>
         </w:rPr>
-        <w:t>“&lt;hr&gt;</w:t>
+        <w:t>“&lt;</w:t>
+      </w:r>
+      <w:proofErr w:type="spellStart"/>
+      <w:r>
+        <w:rPr>
+          <w:sz w:val="24"/>
+        </w:rPr>
+        <w:t>hr</w:t>
+      </w:r>
+      <w:proofErr w:type="spellEnd"/>
+      <w:r>
+        <w:rPr>
+          <w:sz w:val="24"/>
+        </w:rPr>
+        <w:t>&gt;</w:t>
       </w:r>
       <w:r>
         <w:rPr>
@@ -4946,11 +4948,19 @@
         <w:spacing w:line="274" w:lineRule="exact"/>
         <w:ind w:left="720"/>
       </w:pPr>
-      <w:r>
-        <w:rPr>
-          <w:spacing w:val="-2"/>
-        </w:rPr>
-        <w:t>FastEthernet:</w:t>
+      <w:proofErr w:type="spellStart"/>
+      <w:r>
+        <w:rPr>
+          <w:spacing w:val="-2"/>
+        </w:rPr>
+        <w:t>FastEthernet</w:t>
+      </w:r>
+      <w:proofErr w:type="spellEnd"/>
+      <w:r>
+        <w:rPr>
+          <w:spacing w:val="-2"/>
+        </w:rPr>
+        <w:t>:</w:t>
       </w:r>
     </w:p>
     <w:p>
@@ -5478,11 +5488,19 @@
         <w:pStyle w:val="BodyText"/>
         <w:ind w:left="720"/>
       </w:pPr>
-      <w:r>
-        <w:rPr>
-          <w:spacing w:val="-2"/>
-        </w:rPr>
-        <w:t>FastEthernet:</w:t>
+      <w:proofErr w:type="spellStart"/>
+      <w:r>
+        <w:rPr>
+          <w:spacing w:val="-2"/>
+        </w:rPr>
+        <w:t>FastEthernet</w:t>
+      </w:r>
+      <w:proofErr w:type="spellEnd"/>
+      <w:r>
+        <w:rPr>
+          <w:spacing w:val="-2"/>
+        </w:rPr>
+        <w:t>:</w:t>
       </w:r>
     </w:p>
     <w:p>
@@ -7027,7 +7045,7 @@
         </w:rPr>
         <w:t xml:space="preserve">the Web Servers </w:t>
       </w:r>
-      <w:hyperlink r:id="rId21">
+      <w:hyperlink r:id="rId18">
         <w:r>
           <w:rPr>
             <w:sz w:val="24"/>
@@ -7041,7 +7059,7 @@
         </w:rPr>
         <w:t xml:space="preserve"> and </w:t>
       </w:r>
-      <w:hyperlink r:id="rId22">
+      <w:hyperlink r:id="rId19">
         <w:r>
           <w:rPr>
             <w:sz w:val="24"/>
@@ -7853,7 +7871,7 @@
         </w:rPr>
         <w:t xml:space="preserve">the Web Servers </w:t>
       </w:r>
-      <w:hyperlink r:id="rId23">
+      <w:hyperlink r:id="rId20">
         <w:r>
           <w:rPr>
             <w:sz w:val="24"/>
@@ -7867,7 +7885,7 @@
         </w:rPr>
         <w:t xml:space="preserve"> or </w:t>
       </w:r>
-      <w:hyperlink r:id="rId24">
+      <w:hyperlink r:id="rId21">
         <w:r>
           <w:rPr>
             <w:sz w:val="24"/>
@@ -8018,14 +8036,7 @@
           <w:b/>
           <w:sz w:val="24"/>
         </w:rPr>
-        <w:t>Capture</w:t>
-      </w:r>
-      <w:r>
-        <w:rPr>
-          <w:b/>
-          <w:sz w:val="24"/>
-        </w:rPr>
-        <w:t xml:space="preserve"> Forward </w:t>
+        <w:t xml:space="preserve">Capture Forward </w:t>
       </w:r>
       <w:r>
         <w:rPr>
@@ -9035,7 +9046,7 @@
                           <pic:cNvPicPr/>
                         </pic:nvPicPr>
                         <pic:blipFill>
-                          <a:blip r:embed="rId25" cstate="print"/>
+                          <a:blip r:embed="rId22" cstate="print"/>
                           <a:stretch>
                             <a:fillRect/>
                           </a:stretch>
@@ -9056,7 +9067,7 @@
                           <pic:cNvPicPr/>
                         </pic:nvPicPr>
                         <pic:blipFill>
-                          <a:blip r:embed="rId26" cstate="print"/>
+                          <a:blip r:embed="rId23" cstate="print"/>
                           <a:stretch>
                             <a:fillRect/>
                           </a:stretch>
@@ -9295,7 +9306,7 @@
 </file>
 
 <file path=word/endnotes.xml><?xml version="1.0" encoding="utf-8"?>
-<w:endnotes xmlns:wpc="http://schemas.microsoft.com/office/word/2010/wordprocessingCanvas" xmlns:cx="http://schemas.microsoft.com/office/drawing/2014/chartex" xmlns:mc="http://schemas.openxmlformats.org/markup-compatibility/2006" xmlns:o="urn:schemas-microsoft-com:office:office" xmlns:r="http://schemas.openxmlformats.org/officeDocument/2006/relationships" xmlns:m="http://schemas.openxmlformats.org/officeDocument/2006/math" xmlns:v="urn:schemas-microsoft-com:vml" xmlns:wp14="http://schemas.microsoft.com/office/word/2010/wordprocessingDrawing" xmlns:wp="http://schemas.openxmlformats.org/drawingml/2006/wordprocessingDrawing" xmlns:w10="urn:schemas-microsoft-com:office:word" xmlns:w="http://schemas.openxmlformats.org/wordprocessingml/2006/main" xmlns:w14="http://schemas.microsoft.com/office/word/2010/wordml" xmlns:w15="http://schemas.microsoft.com/office/word/2012/wordml" xmlns:w16se="http://schemas.microsoft.com/office/word/2015/wordml/symex" xmlns:wpg="http://schemas.microsoft.com/office/word/2010/wordprocessingGroup" xmlns:wpi="http://schemas.microsoft.com/office/word/2010/wordprocessingInk" xmlns:wne="http://schemas.microsoft.com/office/word/2006/wordml" xmlns:wps="http://schemas.microsoft.com/office/word/2010/wordprocessingShape" mc:Ignorable="w14 w15 w16se wp14">
+<w:endnotes xmlns:wpc="http://schemas.microsoft.com/office/word/2010/wordprocessingCanvas" xmlns:cx="http://schemas.microsoft.com/office/drawing/2014/chartex" xmlns:cx1="http://schemas.microsoft.com/office/drawing/2015/9/8/chartex" xmlns:mc="http://schemas.openxmlformats.org/markup-compatibility/2006" xmlns:o="urn:schemas-microsoft-com:office:office" xmlns:r="http://schemas.openxmlformats.org/officeDocument/2006/relationships" xmlns:m="http://schemas.openxmlformats.org/officeDocument/2006/math" xmlns:v="urn:schemas-microsoft-com:vml" xmlns:wp14="http://schemas.microsoft.com/office/word/2010/wordprocessingDrawing" xmlns:wp="http://schemas.openxmlformats.org/drawingml/2006/wordprocessingDrawing" xmlns:w10="urn:schemas-microsoft-com:office:word" xmlns:w="http://schemas.openxmlformats.org/wordprocessingml/2006/main" xmlns:w14="http://schemas.microsoft.com/office/word/2010/wordml" xmlns:w15="http://schemas.microsoft.com/office/word/2012/wordml" xmlns:w16se="http://schemas.microsoft.com/office/word/2015/wordml/symex" xmlns:wpg="http://schemas.microsoft.com/office/word/2010/wordprocessingGroup" xmlns:wpi="http://schemas.microsoft.com/office/word/2010/wordprocessingInk" xmlns:wne="http://schemas.microsoft.com/office/word/2006/wordml" xmlns:wps="http://schemas.microsoft.com/office/word/2010/wordprocessingShape" mc:Ignorable="w14 w15 w16se wp14">
   <w:endnote w:type="separator" w:id="-1">
     <w:p>
       <w:r>
@@ -9314,7 +9325,7 @@
 </file>
 
 <file path=word/footer1.xml><?xml version="1.0" encoding="utf-8"?>
-<w:ftr xmlns:wpc="http://schemas.microsoft.com/office/word/2010/wordprocessingCanvas" xmlns:cx="http://schemas.microsoft.com/office/drawing/2014/chartex" xmlns:mc="http://schemas.openxmlformats.org/markup-compatibility/2006" xmlns:o="urn:schemas-microsoft-com:office:office" xmlns:r="http://schemas.openxmlformats.org/officeDocument/2006/relationships" xmlns:m="http://schemas.openxmlformats.org/officeDocument/2006/math" xmlns:v="urn:schemas-microsoft-com:vml" xmlns:wp14="http://schemas.microsoft.com/office/word/2010/wordprocessingDrawing" xmlns:wp="http://schemas.openxmlformats.org/drawingml/2006/wordprocessingDrawing" xmlns:w10="urn:schemas-microsoft-com:office:word" xmlns:w="http://schemas.openxmlformats.org/wordprocessingml/2006/main" xmlns:w14="http://schemas.microsoft.com/office/word/2010/wordml" xmlns:w15="http://schemas.microsoft.com/office/word/2012/wordml" xmlns:w16se="http://schemas.microsoft.com/office/word/2015/wordml/symex" xmlns:wpg="http://schemas.microsoft.com/office/word/2010/wordprocessingGroup" xmlns:wpi="http://schemas.microsoft.com/office/word/2010/wordprocessingInk" xmlns:wne="http://schemas.microsoft.com/office/word/2006/wordml" xmlns:wps="http://schemas.microsoft.com/office/word/2010/wordprocessingShape" mc:Ignorable="w14 w15 w16se wp14">
+<w:ftr xmlns:wpc="http://schemas.microsoft.com/office/word/2010/wordprocessingCanvas" xmlns:cx="http://schemas.microsoft.com/office/drawing/2014/chartex" xmlns:cx1="http://schemas.microsoft.com/office/drawing/2015/9/8/chartex" xmlns:mc="http://schemas.openxmlformats.org/markup-compatibility/2006" xmlns:o="urn:schemas-microsoft-com:office:office" xmlns:r="http://schemas.openxmlformats.org/officeDocument/2006/relationships" xmlns:m="http://schemas.openxmlformats.org/officeDocument/2006/math" xmlns:v="urn:schemas-microsoft-com:vml" xmlns:wp14="http://schemas.microsoft.com/office/word/2010/wordprocessingDrawing" xmlns:wp="http://schemas.openxmlformats.org/drawingml/2006/wordprocessingDrawing" xmlns:w10="urn:schemas-microsoft-com:office:word" xmlns:w="http://schemas.openxmlformats.org/wordprocessingml/2006/main" xmlns:w14="http://schemas.microsoft.com/office/word/2010/wordml" xmlns:w15="http://schemas.microsoft.com/office/word/2012/wordml" xmlns:w16se="http://schemas.microsoft.com/office/word/2015/wordml/symex" xmlns:wpg="http://schemas.microsoft.com/office/word/2010/wordprocessingGroup" xmlns:wpi="http://schemas.microsoft.com/office/word/2010/wordprocessingInk" xmlns:wne="http://schemas.microsoft.com/office/word/2006/wordml" xmlns:wps="http://schemas.microsoft.com/office/word/2010/wordprocessingShape" mc:Ignorable="w14 w15 w16se wp14">
   <w:p>
     <w:pPr>
       <w:pStyle w:val="BodyText"/>
@@ -9392,7 +9403,7 @@
                               <w:noProof/>
                               <w:spacing w:val="-10"/>
                             </w:rPr>
-                            <w:t>2</w:t>
+                            <w:t>5</w:t>
                           </w:r>
                           <w:r>
                             <w:rPr>
@@ -9451,7 +9462,7 @@
                         <w:noProof/>
                         <w:spacing w:val="-10"/>
                       </w:rPr>
-                      <w:t>2</w:t>
+                      <w:t>5</w:t>
                     </w:r>
                     <w:r>
                       <w:rPr>
@@ -9473,7 +9484,7 @@
 </file>
 
 <file path=word/footnotes.xml><?xml version="1.0" encoding="utf-8"?>
-<w:footnotes xmlns:wpc="http://schemas.microsoft.com/office/word/2010/wordprocessingCanvas" xmlns:cx="http://schemas.microsoft.com/office/drawing/2014/chartex" xmlns:mc="http://schemas.openxmlformats.org/markup-compatibility/2006" xmlns:o="urn:schemas-microsoft-com:office:office" xmlns:r="http://schemas.openxmlformats.org/officeDocument/2006/relationships" xmlns:m="http://schemas.openxmlformats.org/officeDocument/2006/math" xmlns:v="urn:schemas-microsoft-com:vml" xmlns:wp14="http://schemas.microsoft.com/office/word/2010/wordprocessingDrawing" xmlns:wp="http://schemas.openxmlformats.org/drawingml/2006/wordprocessingDrawing" xmlns:w10="urn:schemas-microsoft-com:office:word" xmlns:w="http://schemas.openxmlformats.org/wordprocessingml/2006/main" xmlns:w14="http://schemas.microsoft.com/office/word/2010/wordml" xmlns:w15="http://schemas.microsoft.com/office/word/2012/wordml" xmlns:w16se="http://schemas.microsoft.com/office/word/2015/wordml/symex" xmlns:wpg="http://schemas.microsoft.com/office/word/2010/wordprocessingGroup" xmlns:wpi="http://schemas.microsoft.com/office/word/2010/wordprocessingInk" xmlns:wne="http://schemas.microsoft.com/office/word/2006/wordml" xmlns:wps="http://schemas.microsoft.com/office/word/2010/wordprocessingShape" mc:Ignorable="w14 w15 w16se wp14">
+<w:footnotes xmlns:wpc="http://schemas.microsoft.com/office/word/2010/wordprocessingCanvas" xmlns:cx="http://schemas.microsoft.com/office/drawing/2014/chartex" xmlns:cx1="http://schemas.microsoft.com/office/drawing/2015/9/8/chartex" xmlns:mc="http://schemas.openxmlformats.org/markup-compatibility/2006" xmlns:o="urn:schemas-microsoft-com:office:office" xmlns:r="http://schemas.openxmlformats.org/officeDocument/2006/relationships" xmlns:m="http://schemas.openxmlformats.org/officeDocument/2006/math" xmlns:v="urn:schemas-microsoft-com:vml" xmlns:wp14="http://schemas.microsoft.com/office/word/2010/wordprocessingDrawing" xmlns:wp="http://schemas.openxmlformats.org/drawingml/2006/wordprocessingDrawing" xmlns:w10="urn:schemas-microsoft-com:office:word" xmlns:w="http://schemas.openxmlformats.org/wordprocessingml/2006/main" xmlns:w14="http://schemas.microsoft.com/office/word/2010/wordml" xmlns:w15="http://schemas.microsoft.com/office/word/2012/wordml" xmlns:w16se="http://schemas.microsoft.com/office/word/2015/wordml/symex" xmlns:wpg="http://schemas.microsoft.com/office/word/2010/wordprocessingGroup" xmlns:wpi="http://schemas.microsoft.com/office/word/2010/wordprocessingInk" xmlns:wne="http://schemas.microsoft.com/office/word/2006/wordml" xmlns:wps="http://schemas.microsoft.com/office/word/2010/wordprocessingShape" mc:Ignorable="w14 w15 w16se wp14">
   <w:footnote w:type="separator" w:id="-1">
     <w:p>
       <w:r>
@@ -9492,7 +9503,7 @@
 </file>
 
 <file path=word/header1.xml><?xml version="1.0" encoding="utf-8"?>
-<w:hdr xmlns:wpc="http://schemas.microsoft.com/office/word/2010/wordprocessingCanvas" xmlns:cx="http://schemas.microsoft.com/office/drawing/2014/chartex" xmlns:mc="http://schemas.openxmlformats.org/markup-compatibility/2006" xmlns:o="urn:schemas-microsoft-com:office:office" xmlns:r="http://schemas.openxmlformats.org/officeDocument/2006/relationships" xmlns:m="http://schemas.openxmlformats.org/officeDocument/2006/math" xmlns:v="urn:schemas-microsoft-com:vml" xmlns:wp14="http://schemas.microsoft.com/office/word/2010/wordprocessingDrawing" xmlns:wp="http://schemas.openxmlformats.org/drawingml/2006/wordprocessingDrawing" xmlns:w10="urn:schemas-microsoft-com:office:word" xmlns:w="http://schemas.openxmlformats.org/wordprocessingml/2006/main" xmlns:w14="http://schemas.microsoft.com/office/word/2010/wordml" xmlns:w15="http://schemas.microsoft.com/office/word/2012/wordml" xmlns:w16se="http://schemas.microsoft.com/office/word/2015/wordml/symex" xmlns:wpg="http://schemas.microsoft.com/office/word/2010/wordprocessingGroup" xmlns:wpi="http://schemas.microsoft.com/office/word/2010/wordprocessingInk" xmlns:wne="http://schemas.microsoft.com/office/word/2006/wordml" xmlns:wps="http://schemas.microsoft.com/office/word/2010/wordprocessingShape" mc:Ignorable="w14 w15 w16se wp14">
+<w:hdr xmlns:wpc="http://schemas.microsoft.com/office/word/2010/wordprocessingCanvas" xmlns:cx="http://schemas.microsoft.com/office/drawing/2014/chartex" xmlns:cx1="http://schemas.microsoft.com/office/drawing/2015/9/8/chartex" xmlns:mc="http://schemas.openxmlformats.org/markup-compatibility/2006" xmlns:o="urn:schemas-microsoft-com:office:office" xmlns:r="http://schemas.openxmlformats.org/officeDocument/2006/relationships" xmlns:m="http://schemas.openxmlformats.org/officeDocument/2006/math" xmlns:v="urn:schemas-microsoft-com:vml" xmlns:wp14="http://schemas.microsoft.com/office/word/2010/wordprocessingDrawing" xmlns:wp="http://schemas.openxmlformats.org/drawingml/2006/wordprocessingDrawing" xmlns:w10="urn:schemas-microsoft-com:office:word" xmlns:w="http://schemas.openxmlformats.org/wordprocessingml/2006/main" xmlns:w14="http://schemas.microsoft.com/office/word/2010/wordml" xmlns:w15="http://schemas.microsoft.com/office/word/2012/wordml" xmlns:w16se="http://schemas.microsoft.com/office/word/2015/wordml/symex" xmlns:wpg="http://schemas.microsoft.com/office/word/2010/wordprocessingGroup" xmlns:wpi="http://schemas.microsoft.com/office/word/2010/wordprocessingInk" xmlns:wne="http://schemas.microsoft.com/office/word/2006/wordml" xmlns:wps="http://schemas.microsoft.com/office/word/2010/wordprocessingShape" mc:Ignorable="w14 w15 w16se wp14">
   <w:p>
     <w:pPr>
       <w:pStyle w:val="BodyText"/>
@@ -9506,7 +9517,7 @@
 </file>
 
 <file path=word/numbering.xml><?xml version="1.0" encoding="utf-8"?>
-<w:numbering xmlns:wpc="http://schemas.microsoft.com/office/word/2010/wordprocessingCanvas" xmlns:cx="http://schemas.microsoft.com/office/drawing/2014/chartex" xmlns:mc="http://schemas.openxmlformats.org/markup-compatibility/2006" xmlns:o="urn:schemas-microsoft-com:office:office" xmlns:r="http://schemas.openxmlformats.org/officeDocument/2006/relationships" xmlns:m="http://schemas.openxmlformats.org/officeDocument/2006/math" xmlns:v="urn:schemas-microsoft-com:vml" xmlns:wp14="http://schemas.microsoft.com/office/word/2010/wordprocessingDrawing" xmlns:wp="http://schemas.openxmlformats.org/drawingml/2006/wordprocessingDrawing" xmlns:w10="urn:schemas-microsoft-com:office:word" xmlns:w="http://schemas.openxmlformats.org/wordprocessingml/2006/main" xmlns:w14="http://schemas.microsoft.com/office/word/2010/wordml" xmlns:w15="http://schemas.microsoft.com/office/word/2012/wordml" xmlns:w16se="http://schemas.microsoft.com/office/word/2015/wordml/symex" xmlns:wpg="http://schemas.microsoft.com/office/word/2010/wordprocessingGroup" xmlns:wpi="http://schemas.microsoft.com/office/word/2010/wordprocessingInk" xmlns:wne="http://schemas.microsoft.com/office/word/2006/wordml" xmlns:wps="http://schemas.microsoft.com/office/word/2010/wordprocessingShape" mc:Ignorable="w14 w15 w16se wp14">
+<w:numbering xmlns:wpc="http://schemas.microsoft.com/office/word/2010/wordprocessingCanvas" xmlns:cx="http://schemas.microsoft.com/office/drawing/2014/chartex" xmlns:cx1="http://schemas.microsoft.com/office/drawing/2015/9/8/chartex" xmlns:mc="http://schemas.openxmlformats.org/markup-compatibility/2006" xmlns:o="urn:schemas-microsoft-com:office:office" xmlns:r="http://schemas.openxmlformats.org/officeDocument/2006/relationships" xmlns:m="http://schemas.openxmlformats.org/officeDocument/2006/math" xmlns:v="urn:schemas-microsoft-com:vml" xmlns:wp14="http://schemas.microsoft.com/office/word/2010/wordprocessingDrawing" xmlns:wp="http://schemas.openxmlformats.org/drawingml/2006/wordprocessingDrawing" xmlns:w10="urn:schemas-microsoft-com:office:word" xmlns:w="http://schemas.openxmlformats.org/wordprocessingml/2006/main" xmlns:w14="http://schemas.microsoft.com/office/word/2010/wordml" xmlns:w15="http://schemas.microsoft.com/office/word/2012/wordml" xmlns:w16se="http://schemas.microsoft.com/office/word/2015/wordml/symex" xmlns:wpg="http://schemas.microsoft.com/office/word/2010/wordprocessingGroup" xmlns:wpi="http://schemas.microsoft.com/office/word/2010/wordprocessingInk" xmlns:wne="http://schemas.microsoft.com/office/word/2006/wordml" xmlns:wps="http://schemas.microsoft.com/office/word/2010/wordprocessingShape" mc:Ignorable="w14 w15 w16se wp14">
   <w:abstractNum w:abstractNumId="0" w15:restartNumberingAfterBreak="0">
     <w:nsid w:val="103B69E3"/>
     <w:multiLevelType w:val="hybridMultilevel"/>
@@ -10857,6 +10868,17 @@
       <w:lang w:val="id"/>
     </w:rPr>
   </w:style>
+  <w:style w:type="character" w:styleId="Hyperlink">
+    <w:name w:val="Hyperlink"/>
+    <w:basedOn w:val="DefaultParagraphFont"/>
+    <w:uiPriority w:val="99"/>
+    <w:unhideWhenUsed/>
+    <w:rsid w:val="00173442"/>
+    <w:rPr>
+      <w:color w:val="0000FF" w:themeColor="hyperlink"/>
+      <w:u w:val="single"/>
+    </w:rPr>
+  </w:style>
 </w:styles>
 </file>
 
